--- a/docs/大数据可视化/《大数据可视化》课程设计报告.docx
+++ b/docs/大数据可视化/《大数据可视化》课程设计报告.docx
@@ -8628,7 +8628,7 @@
       </w:r>
       <w:r>
         <w:rPr>
-          <w:rFonts w:ascii="Consolas" w:hAnsi="Consolas" w:eastAsia="Consolas"/>
+          <w:rFonts w:ascii="Consolas" w:hAnsi="Consolas" w:eastAsia="微软雅黑"/>
           <w:b/>
           <w:color w:val="0563C1"/>
           <w:sz w:val="21"/>

--- a/docs/大数据可视化/《大数据可视化》课程设计报告.docx
+++ b/docs/大数据可视化/《大数据可视化》课程设计报告.docx
@@ -8620,7 +8620,6 @@
       </w:pPr>
       <w:r>
         <w:rPr>
-          <w:rFonts w:ascii="微软雅黑" w:hAnsi="微软雅黑" w:eastAsia="微软雅黑"/>
           <w:b/>
           <w:sz w:val="21"/>
         </w:rPr>
@@ -8628,7 +8627,6 @@
       </w:r>
       <w:r>
         <w:rPr>
-          <w:rFonts w:ascii="Consolas" w:hAnsi="Consolas" w:eastAsia="微软雅黑"/>
           <w:b/>
           <w:color w:val="0563C1"/>
           <w:sz w:val="21"/>
